--- a/data/samples/gen_0003.docx
+++ b/data/samples/gen_0003.docx
@@ -127,7 +127,7 @@
     </w:p>
     <w:p>
       <w:r>
-        <w:t>开挖至坑底期间，监测频率为1次/d。</w:t>
+        <w:t>开挖至坑底期间，监测频率为2次/d。</w:t>
       </w:r>
     </w:p>
     <w:p>
@@ -154,6 +154,11 @@
     <w:p>
       <w:r>
         <w:t>支护结构验收执行JGJ 120-2012相关规定，验收合格后方可进入下道工序。</w:t>
+      </w:r>
+    </w:p>
+    <w:p>
+      <w:r>
+        <w:t>本工程基坑属超过一定规模的危大工程，已按规定组织专家论证，论证意见已落实。</w:t>
       </w:r>
     </w:p>
     <w:p>
